--- a/testakten/familienrecht-wechselmodell-unterhalt-selbststaendige-kiel/06_einkommen_und_mehrbedarf.docx
+++ b/testakten/familienrecht-wechselmodell-unterhalt-selbststaendige-kiel/06_einkommen_und_mehrbedarf.docx
@@ -4,51 +4,1255 @@
   <w:body>
     <w:p>
       <w:pPr>
-        <w:pStyle w:val="Heading1"/>
+        <w:spacing w:after="40"/>
       </w:pPr>
       <w:r>
-        <w:t>Einkommen und Mehrbedarf Arbeitsstand</w:t>
+        <w:rPr>
+          <w:rFonts w:ascii="Arial" w:hAnsi="Arial"/>
+          <w:b/>
+          <w:color w:val="17365D"/>
+          <w:sz w:val="17"/>
+        </w:rPr>
+        <w:t>STEUERBERATERLICHE AUFSTELLUNG</w:t>
       </w:r>
     </w:p>
     <w:p>
       <w:pPr>
-        <w:pStyle w:val="Heading2"/>
+        <w:spacing w:after="40"/>
       </w:pPr>
       <w:r>
-        <w:t>1. Einkommen</w:t>
-      </w:r>
-    </w:p>
-    <w:p>
-      <w:r>
-        <w:t>Rieke: Nettoeinkommen Januar bis Juni zwischen 3.280 EUR und 3.910 EUR; Bonus im März nicht geklärt.</w:t>
-      </w:r>
-    </w:p>
-    <w:p>
-      <w:r>
-        <w:t>Malte: Privatentnahmen 4.100 EUR monatlich, Praxisgewinn laut BWA deutlich niedriger; AfA und Praxisdarlehen prüfen.</w:t>
+        <w:rPr>
+          <w:rFonts w:ascii="Arial" w:hAnsi="Arial"/>
+          <w:b/>
+          <w:sz w:val="25"/>
+        </w:rPr>
+        <w:t>Steuerkanzlei Hansen &amp; Reimer</w:t>
       </w:r>
     </w:p>
     <w:p>
       <w:pPr>
-        <w:pStyle w:val="Heading2"/>
+        <w:spacing w:after="200"/>
       </w:pPr>
       <w:r>
-        <w:t>2. Mehrbedarf</w:t>
+        <w:rPr>
+          <w:rFonts w:ascii="Arial" w:hAnsi="Arial"/>
+          <w:color w:val="586069"/>
+          <w:sz w:val="17"/>
+        </w:rPr>
+        <w:t>Knooper Weg 89 | 24116 Kiel</w:t>
       </w:r>
     </w:p>
     <w:p>
+      <w:pPr>
+        <w:spacing w:after="160"/>
+      </w:pPr>
       <w:r>
-        <w:t>Musikschule Nora 86 EUR, Hort Jasper 142 EUR, Klassenfahrt 380 EUR, KFO-Zuzahlung voraussichtlich 1.240 EUR.</w:t>
+        <w:t>Malte Henning und Kanzlei Ostsee Recht</w:t>
+      </w:r>
+    </w:p>
+    <w:p>
+      <w:pPr>
+        <w:spacing w:after="80"/>
+      </w:pPr>
+      <w:r>
+        <w:rPr>
+          <w:rFonts w:ascii="Arial" w:hAnsi="Arial"/>
+          <w:color w:val="586069"/>
+          <w:sz w:val="18"/>
+        </w:rPr>
+        <w:t>Datum: 01.07.2026  |  Zeichen: HR/PH-2026-44</w:t>
+      </w:r>
+    </w:p>
+    <w:p>
+      <w:pPr>
+        <w:pStyle w:val="Title"/>
+      </w:pPr>
+      <w:r>
+        <w:t>Vorläufige Einkommens- und Kostenaufstellung</w:t>
+      </w:r>
+    </w:p>
+    <w:p>
+      <w:pPr>
+        <w:jc w:val="both"/>
+      </w:pPr>
+      <w:r>
+        <w:t>Die Aufstellung basiert auf Buchungen bis 30. Juni 2026 und den Abschlüssen 2023 bis 2025. Sie ist keine unterhaltsrechtliche Berechnung. Private und betriebliche Positionen werden kenntlich gemacht, soweit die Zuordnung noch offen ist.</w:t>
+      </w:r>
+    </w:p>
+    <w:p>
+      <w:pPr>
+        <w:pStyle w:val="Heading1"/>
+      </w:pPr>
+      <w:r>
+        <w:t>1. Praxiszahlen</w:t>
+      </w:r>
+    </w:p>
+    <w:tbl>
+      <w:tblPr>
+        <w:tblStyle w:val="TableGrid"/>
+        <w:tblW w:type="dxa" w:w="9600"/>
+        <w:tblLayout w:type="fixed"/>
+        <w:tblLook w:firstColumn="1" w:firstRow="1" w:lastColumn="0" w:lastRow="0" w:noHBand="0" w:noVBand="1" w:val="04A0"/>
+        <w:tblInd w:w="120" w:type="dxa"/>
+      </w:tblPr>
+      <w:tblGrid>
+        <w:gridCol w:w="1300"/>
+        <w:gridCol w:w="2500"/>
+        <w:gridCol w:w="2900"/>
+        <w:gridCol w:w="2900"/>
+      </w:tblGrid>
+      <w:tr>
+        <w:trPr>
+          <w:tblHeader w:val="true"/>
+        </w:trPr>
+        <w:tc>
+          <w:tcPr>
+            <w:tcW w:type="dxa" w:w="1300"/>
+            <w:vAlign w:val="center"/>
+            <w:shd w:fill="DCE6F1"/>
+            <w:tcMar>
+              <w:top w:w="90" w:type="dxa"/>
+              <w:start w:w="120" w:type="dxa"/>
+              <w:bottom w:w="90" w:type="dxa"/>
+              <w:end w:w="120" w:type="dxa"/>
+            </w:tcMar>
+          </w:tcPr>
+          <w:p>
+            <w:pPr>
+              <w:spacing w:after="0"/>
+            </w:pPr>
+            <w:r>
+              <w:rPr>
+                <w:rFonts w:ascii="Arial" w:hAnsi="Arial"/>
+                <w:b/>
+                <w:sz w:val="18"/>
+              </w:rPr>
+              <w:t>Jahr</w:t>
+            </w:r>
+          </w:p>
+        </w:tc>
+        <w:tc>
+          <w:tcPr>
+            <w:tcW w:type="dxa" w:w="2500"/>
+            <w:vAlign w:val="center"/>
+            <w:shd w:fill="DCE6F1"/>
+            <w:tcMar>
+              <w:top w:w="90" w:type="dxa"/>
+              <w:start w:w="120" w:type="dxa"/>
+              <w:bottom w:w="90" w:type="dxa"/>
+              <w:end w:w="120" w:type="dxa"/>
+            </w:tcMar>
+          </w:tcPr>
+          <w:p>
+            <w:pPr>
+              <w:spacing w:after="0"/>
+            </w:pPr>
+            <w:r>
+              <w:rPr>
+                <w:rFonts w:ascii="Arial" w:hAnsi="Arial"/>
+                <w:b/>
+                <w:sz w:val="18"/>
+              </w:rPr>
+              <w:t>Umsatz</w:t>
+            </w:r>
+          </w:p>
+        </w:tc>
+        <w:tc>
+          <w:tcPr>
+            <w:tcW w:type="dxa" w:w="2900"/>
+            <w:vAlign w:val="center"/>
+            <w:shd w:fill="DCE6F1"/>
+            <w:tcMar>
+              <w:top w:w="90" w:type="dxa"/>
+              <w:start w:w="120" w:type="dxa"/>
+              <w:bottom w:w="90" w:type="dxa"/>
+              <w:end w:w="120" w:type="dxa"/>
+            </w:tcMar>
+          </w:tcPr>
+          <w:p>
+            <w:pPr>
+              <w:spacing w:after="0"/>
+            </w:pPr>
+            <w:r>
+              <w:rPr>
+                <w:rFonts w:ascii="Arial" w:hAnsi="Arial"/>
+                <w:b/>
+                <w:sz w:val="18"/>
+              </w:rPr>
+              <w:t>steuerlicher Gewinn</w:t>
+            </w:r>
+          </w:p>
+        </w:tc>
+        <w:tc>
+          <w:tcPr>
+            <w:tcW w:type="dxa" w:w="2900"/>
+            <w:vAlign w:val="center"/>
+            <w:shd w:fill="DCE6F1"/>
+            <w:tcMar>
+              <w:top w:w="90" w:type="dxa"/>
+              <w:start w:w="120" w:type="dxa"/>
+              <w:bottom w:w="90" w:type="dxa"/>
+              <w:end w:w="120" w:type="dxa"/>
+            </w:tcMar>
+          </w:tcPr>
+          <w:p>
+            <w:pPr>
+              <w:spacing w:after="0"/>
+            </w:pPr>
+            <w:r>
+              <w:rPr>
+                <w:rFonts w:ascii="Arial" w:hAnsi="Arial"/>
+                <w:b/>
+                <w:sz w:val="18"/>
+              </w:rPr>
+              <w:t>Privatentnahmen</w:t>
+            </w:r>
+          </w:p>
+        </w:tc>
+      </w:tr>
+      <w:tr>
+        <w:tc>
+          <w:tcPr>
+            <w:tcW w:type="dxa" w:w="1300"/>
+            <w:vAlign w:val="center"/>
+            <w:tcMar>
+              <w:top w:w="90" w:type="dxa"/>
+              <w:start w:w="120" w:type="dxa"/>
+              <w:bottom w:w="90" w:type="dxa"/>
+              <w:end w:w="120" w:type="dxa"/>
+            </w:tcMar>
+          </w:tcPr>
+          <w:p>
+            <w:pPr>
+              <w:spacing w:after="0" w:line="259" w:lineRule="auto"/>
+            </w:pPr>
+            <w:r>
+              <w:rPr>
+                <w:rFonts w:ascii="Arial" w:hAnsi="Arial"/>
+                <w:sz w:val="17"/>
+              </w:rPr>
+              <w:t>2023</w:t>
+            </w:r>
+          </w:p>
+        </w:tc>
+        <w:tc>
+          <w:tcPr>
+            <w:tcW w:type="dxa" w:w="2500"/>
+            <w:vAlign w:val="center"/>
+            <w:tcMar>
+              <w:top w:w="90" w:type="dxa"/>
+              <w:start w:w="120" w:type="dxa"/>
+              <w:bottom w:w="90" w:type="dxa"/>
+              <w:end w:w="120" w:type="dxa"/>
+            </w:tcMar>
+          </w:tcPr>
+          <w:p>
+            <w:pPr>
+              <w:spacing w:after="0" w:line="259" w:lineRule="auto"/>
+            </w:pPr>
+            <w:r>
+              <w:rPr>
+                <w:rFonts w:ascii="Arial" w:hAnsi="Arial"/>
+                <w:sz w:val="17"/>
+              </w:rPr>
+              <w:t>684.200 EUR</w:t>
+            </w:r>
+          </w:p>
+        </w:tc>
+        <w:tc>
+          <w:tcPr>
+            <w:tcW w:type="dxa" w:w="2900"/>
+            <w:vAlign w:val="center"/>
+            <w:tcMar>
+              <w:top w:w="90" w:type="dxa"/>
+              <w:start w:w="120" w:type="dxa"/>
+              <w:bottom w:w="90" w:type="dxa"/>
+              <w:end w:w="120" w:type="dxa"/>
+            </w:tcMar>
+          </w:tcPr>
+          <w:p>
+            <w:pPr>
+              <w:spacing w:after="0" w:line="259" w:lineRule="auto"/>
+            </w:pPr>
+            <w:r>
+              <w:rPr>
+                <w:rFonts w:ascii="Arial" w:hAnsi="Arial"/>
+                <w:sz w:val="17"/>
+              </w:rPr>
+              <w:t>148.600 EUR</w:t>
+            </w:r>
+          </w:p>
+        </w:tc>
+        <w:tc>
+          <w:tcPr>
+            <w:tcW w:type="dxa" w:w="2900"/>
+            <w:vAlign w:val="center"/>
+            <w:tcMar>
+              <w:top w:w="90" w:type="dxa"/>
+              <w:start w:w="120" w:type="dxa"/>
+              <w:bottom w:w="90" w:type="dxa"/>
+              <w:end w:w="120" w:type="dxa"/>
+            </w:tcMar>
+          </w:tcPr>
+          <w:p>
+            <w:pPr>
+              <w:spacing w:after="0" w:line="259" w:lineRule="auto"/>
+            </w:pPr>
+            <w:r>
+              <w:rPr>
+                <w:rFonts w:ascii="Arial" w:hAnsi="Arial"/>
+                <w:sz w:val="17"/>
+              </w:rPr>
+              <w:t>52.800 EUR</w:t>
+            </w:r>
+          </w:p>
+        </w:tc>
+      </w:tr>
+      <w:tr>
+        <w:tc>
+          <w:tcPr>
+            <w:tcW w:type="dxa" w:w="1300"/>
+            <w:vAlign w:val="center"/>
+            <w:shd w:fill="F2F4F7"/>
+            <w:tcMar>
+              <w:top w:w="90" w:type="dxa"/>
+              <w:start w:w="120" w:type="dxa"/>
+              <w:bottom w:w="90" w:type="dxa"/>
+              <w:end w:w="120" w:type="dxa"/>
+            </w:tcMar>
+          </w:tcPr>
+          <w:p>
+            <w:pPr>
+              <w:spacing w:after="0" w:line="259" w:lineRule="auto"/>
+            </w:pPr>
+            <w:r>
+              <w:rPr>
+                <w:rFonts w:ascii="Arial" w:hAnsi="Arial"/>
+                <w:sz w:val="17"/>
+              </w:rPr>
+              <w:t>2024</w:t>
+            </w:r>
+          </w:p>
+        </w:tc>
+        <w:tc>
+          <w:tcPr>
+            <w:tcW w:type="dxa" w:w="2500"/>
+            <w:vAlign w:val="center"/>
+            <w:shd w:fill="F2F4F7"/>
+            <w:tcMar>
+              <w:top w:w="90" w:type="dxa"/>
+              <w:start w:w="120" w:type="dxa"/>
+              <w:bottom w:w="90" w:type="dxa"/>
+              <w:end w:w="120" w:type="dxa"/>
+            </w:tcMar>
+          </w:tcPr>
+          <w:p>
+            <w:pPr>
+              <w:spacing w:after="0" w:line="259" w:lineRule="auto"/>
+            </w:pPr>
+            <w:r>
+              <w:rPr>
+                <w:rFonts w:ascii="Arial" w:hAnsi="Arial"/>
+                <w:sz w:val="17"/>
+              </w:rPr>
+              <w:t>731.500 EUR</w:t>
+            </w:r>
+          </w:p>
+        </w:tc>
+        <w:tc>
+          <w:tcPr>
+            <w:tcW w:type="dxa" w:w="2900"/>
+            <w:vAlign w:val="center"/>
+            <w:shd w:fill="F2F4F7"/>
+            <w:tcMar>
+              <w:top w:w="90" w:type="dxa"/>
+              <w:start w:w="120" w:type="dxa"/>
+              <w:bottom w:w="90" w:type="dxa"/>
+              <w:end w:w="120" w:type="dxa"/>
+            </w:tcMar>
+          </w:tcPr>
+          <w:p>
+            <w:pPr>
+              <w:spacing w:after="0" w:line="259" w:lineRule="auto"/>
+            </w:pPr>
+            <w:r>
+              <w:rPr>
+                <w:rFonts w:ascii="Arial" w:hAnsi="Arial"/>
+                <w:sz w:val="17"/>
+              </w:rPr>
+              <w:t>162.900 EUR</w:t>
+            </w:r>
+          </w:p>
+        </w:tc>
+        <w:tc>
+          <w:tcPr>
+            <w:tcW w:type="dxa" w:w="2900"/>
+            <w:vAlign w:val="center"/>
+            <w:shd w:fill="F2F4F7"/>
+            <w:tcMar>
+              <w:top w:w="90" w:type="dxa"/>
+              <w:start w:w="120" w:type="dxa"/>
+              <w:bottom w:w="90" w:type="dxa"/>
+              <w:end w:w="120" w:type="dxa"/>
+            </w:tcMar>
+          </w:tcPr>
+          <w:p>
+            <w:pPr>
+              <w:spacing w:after="0" w:line="259" w:lineRule="auto"/>
+            </w:pPr>
+            <w:r>
+              <w:rPr>
+                <w:rFonts w:ascii="Arial" w:hAnsi="Arial"/>
+                <w:sz w:val="17"/>
+              </w:rPr>
+              <w:t>57.600 EUR</w:t>
+            </w:r>
+          </w:p>
+        </w:tc>
+      </w:tr>
+      <w:tr>
+        <w:tc>
+          <w:tcPr>
+            <w:tcW w:type="dxa" w:w="1300"/>
+            <w:vAlign w:val="center"/>
+            <w:tcMar>
+              <w:top w:w="90" w:type="dxa"/>
+              <w:start w:w="120" w:type="dxa"/>
+              <w:bottom w:w="90" w:type="dxa"/>
+              <w:end w:w="120" w:type="dxa"/>
+            </w:tcMar>
+          </w:tcPr>
+          <w:p>
+            <w:pPr>
+              <w:spacing w:after="0" w:line="259" w:lineRule="auto"/>
+            </w:pPr>
+            <w:r>
+              <w:rPr>
+                <w:rFonts w:ascii="Arial" w:hAnsi="Arial"/>
+                <w:sz w:val="17"/>
+              </w:rPr>
+              <w:t>2025</w:t>
+            </w:r>
+          </w:p>
+        </w:tc>
+        <w:tc>
+          <w:tcPr>
+            <w:tcW w:type="dxa" w:w="2500"/>
+            <w:vAlign w:val="center"/>
+            <w:tcMar>
+              <w:top w:w="90" w:type="dxa"/>
+              <w:start w:w="120" w:type="dxa"/>
+              <w:bottom w:w="90" w:type="dxa"/>
+              <w:end w:w="120" w:type="dxa"/>
+            </w:tcMar>
+          </w:tcPr>
+          <w:p>
+            <w:pPr>
+              <w:spacing w:after="0" w:line="259" w:lineRule="auto"/>
+            </w:pPr>
+            <w:r>
+              <w:rPr>
+                <w:rFonts w:ascii="Arial" w:hAnsi="Arial"/>
+                <w:sz w:val="17"/>
+              </w:rPr>
+              <w:t>758.100 EUR</w:t>
+            </w:r>
+          </w:p>
+        </w:tc>
+        <w:tc>
+          <w:tcPr>
+            <w:tcW w:type="dxa" w:w="2900"/>
+            <w:vAlign w:val="center"/>
+            <w:tcMar>
+              <w:top w:w="90" w:type="dxa"/>
+              <w:start w:w="120" w:type="dxa"/>
+              <w:bottom w:w="90" w:type="dxa"/>
+              <w:end w:w="120" w:type="dxa"/>
+            </w:tcMar>
+          </w:tcPr>
+          <w:p>
+            <w:pPr>
+              <w:spacing w:after="0" w:line="259" w:lineRule="auto"/>
+            </w:pPr>
+            <w:r>
+              <w:rPr>
+                <w:rFonts w:ascii="Arial" w:hAnsi="Arial"/>
+                <w:sz w:val="17"/>
+              </w:rPr>
+              <w:t>154.400 EUR</w:t>
+            </w:r>
+          </w:p>
+        </w:tc>
+        <w:tc>
+          <w:tcPr>
+            <w:tcW w:type="dxa" w:w="2900"/>
+            <w:vAlign w:val="center"/>
+            <w:tcMar>
+              <w:top w:w="90" w:type="dxa"/>
+              <w:start w:w="120" w:type="dxa"/>
+              <w:bottom w:w="90" w:type="dxa"/>
+              <w:end w:w="120" w:type="dxa"/>
+            </w:tcMar>
+          </w:tcPr>
+          <w:p>
+            <w:pPr>
+              <w:spacing w:after="0" w:line="259" w:lineRule="auto"/>
+            </w:pPr>
+            <w:r>
+              <w:rPr>
+                <w:rFonts w:ascii="Arial" w:hAnsi="Arial"/>
+                <w:sz w:val="17"/>
+              </w:rPr>
+              <w:t>61.200 EUR</w:t>
+            </w:r>
+          </w:p>
+        </w:tc>
+      </w:tr>
+      <w:tr>
+        <w:tc>
+          <w:tcPr>
+            <w:tcW w:type="dxa" w:w="1300"/>
+            <w:vAlign w:val="center"/>
+            <w:shd w:fill="F2F4F7"/>
+            <w:tcMar>
+              <w:top w:w="90" w:type="dxa"/>
+              <w:start w:w="120" w:type="dxa"/>
+              <w:bottom w:w="90" w:type="dxa"/>
+              <w:end w:w="120" w:type="dxa"/>
+            </w:tcMar>
+          </w:tcPr>
+          <w:p>
+            <w:pPr>
+              <w:spacing w:after="0" w:line="259" w:lineRule="auto"/>
+            </w:pPr>
+            <w:r>
+              <w:rPr>
+                <w:rFonts w:ascii="Arial" w:hAnsi="Arial"/>
+                <w:sz w:val="17"/>
+              </w:rPr>
+              <w:t>01-06/2026</w:t>
+            </w:r>
+          </w:p>
+        </w:tc>
+        <w:tc>
+          <w:tcPr>
+            <w:tcW w:type="dxa" w:w="2500"/>
+            <w:vAlign w:val="center"/>
+            <w:shd w:fill="F2F4F7"/>
+            <w:tcMar>
+              <w:top w:w="90" w:type="dxa"/>
+              <w:start w:w="120" w:type="dxa"/>
+              <w:bottom w:w="90" w:type="dxa"/>
+              <w:end w:w="120" w:type="dxa"/>
+            </w:tcMar>
+          </w:tcPr>
+          <w:p>
+            <w:pPr>
+              <w:spacing w:after="0" w:line="259" w:lineRule="auto"/>
+            </w:pPr>
+            <w:r>
+              <w:rPr>
+                <w:rFonts w:ascii="Arial" w:hAnsi="Arial"/>
+                <w:sz w:val="17"/>
+              </w:rPr>
+              <w:t>348.600 EUR</w:t>
+            </w:r>
+          </w:p>
+        </w:tc>
+        <w:tc>
+          <w:tcPr>
+            <w:tcW w:type="dxa" w:w="2900"/>
+            <w:vAlign w:val="center"/>
+            <w:shd w:fill="F2F4F7"/>
+            <w:tcMar>
+              <w:top w:w="90" w:type="dxa"/>
+              <w:start w:w="120" w:type="dxa"/>
+              <w:bottom w:w="90" w:type="dxa"/>
+              <w:end w:w="120" w:type="dxa"/>
+            </w:tcMar>
+          </w:tcPr>
+          <w:p>
+            <w:pPr>
+              <w:spacing w:after="0" w:line="259" w:lineRule="auto"/>
+            </w:pPr>
+            <w:r>
+              <w:rPr>
+                <w:rFonts w:ascii="Arial" w:hAnsi="Arial"/>
+                <w:sz w:val="17"/>
+              </w:rPr>
+              <w:t>vorläufig 61.800 EUR</w:t>
+            </w:r>
+          </w:p>
+        </w:tc>
+        <w:tc>
+          <w:tcPr>
+            <w:tcW w:type="dxa" w:w="2900"/>
+            <w:vAlign w:val="center"/>
+            <w:shd w:fill="F2F4F7"/>
+            <w:tcMar>
+              <w:top w:w="90" w:type="dxa"/>
+              <w:start w:w="120" w:type="dxa"/>
+              <w:bottom w:w="90" w:type="dxa"/>
+              <w:end w:w="120" w:type="dxa"/>
+            </w:tcMar>
+          </w:tcPr>
+          <w:p>
+            <w:pPr>
+              <w:spacing w:after="0" w:line="259" w:lineRule="auto"/>
+            </w:pPr>
+            <w:r>
+              <w:rPr>
+                <w:rFonts w:ascii="Arial" w:hAnsi="Arial"/>
+                <w:sz w:val="17"/>
+              </w:rPr>
+              <w:t>24.600 EUR</w:t>
+            </w:r>
+          </w:p>
+        </w:tc>
+      </w:tr>
+    </w:tbl>
+    <w:p>
+      <w:pPr>
+        <w:spacing w:after="0"/>
+      </w:pPr>
+    </w:p>
+    <w:p>
+      <w:pPr>
+        <w:pStyle w:val="Heading1"/>
+      </w:pPr>
+      <w:r>
+        <w:t>2. Prüfpositionen</w:t>
+      </w:r>
+    </w:p>
+    <w:p>
+      <w:pPr>
+        <w:jc w:val="both"/>
+      </w:pPr>
+      <w:r>
+        <w:t>Der Praxis-Pkw wird zu geschätzt 35 Prozent privat genutzt; die steuerliche Ein-Prozent-Bewertung ist verbucht. Ein Darlehen für den Praxisumbau verursacht 2.480 Euro monatliche Tilgung und 620 Euro Zinsen. Abschreibungen enthalten 18.900 Euro für Geräte. Beiträge zu Ärzteversorgung und privater Zusatzvorsorge sind separat ausgewiesen. Zwei Zahlungen für ein häusliches Trainingszimmer sind noch als privat oder betrieblich zu klären.</w:t>
+      </w:r>
+    </w:p>
+    <w:p>
+      <w:pPr>
+        <w:pStyle w:val="Heading1"/>
+      </w:pPr>
+      <w:r>
+        <w:t>3. Kinderkosten</w:t>
+      </w:r>
+    </w:p>
+    <w:tbl>
+      <w:tblPr>
+        <w:tblStyle w:val="TableGrid"/>
+        <w:tblW w:type="dxa" w:w="9600"/>
+        <w:tblLayout w:type="fixed"/>
+        <w:tblLook w:firstColumn="1" w:firstRow="1" w:lastColumn="0" w:lastRow="0" w:noHBand="0" w:noVBand="1" w:val="04A0"/>
+        <w:tblInd w:w="120" w:type="dxa"/>
+      </w:tblPr>
+      <w:tblGrid>
+        <w:gridCol w:w="2700"/>
+        <w:gridCol w:w="2200"/>
+        <w:gridCol w:w="2200"/>
+        <w:gridCol w:w="2500"/>
+      </w:tblGrid>
+      <w:tr>
+        <w:trPr>
+          <w:tblHeader w:val="true"/>
+        </w:trPr>
+        <w:tc>
+          <w:tcPr>
+            <w:tcW w:type="dxa" w:w="2700"/>
+            <w:vAlign w:val="center"/>
+            <w:shd w:fill="DCE6F1"/>
+            <w:tcMar>
+              <w:top w:w="90" w:type="dxa"/>
+              <w:start w:w="120" w:type="dxa"/>
+              <w:bottom w:w="90" w:type="dxa"/>
+              <w:end w:w="120" w:type="dxa"/>
+            </w:tcMar>
+          </w:tcPr>
+          <w:p>
+            <w:pPr>
+              <w:spacing w:after="0"/>
+            </w:pPr>
+            <w:r>
+              <w:rPr>
+                <w:rFonts w:ascii="Arial" w:hAnsi="Arial"/>
+                <w:b/>
+                <w:sz w:val="18"/>
+              </w:rPr>
+              <w:t>Position</w:t>
+            </w:r>
+          </w:p>
+        </w:tc>
+        <w:tc>
+          <w:tcPr>
+            <w:tcW w:type="dxa" w:w="2200"/>
+            <w:vAlign w:val="center"/>
+            <w:shd w:fill="DCE6F1"/>
+            <w:tcMar>
+              <w:top w:w="90" w:type="dxa"/>
+              <w:start w:w="120" w:type="dxa"/>
+              <w:bottom w:w="90" w:type="dxa"/>
+              <w:end w:w="120" w:type="dxa"/>
+            </w:tcMar>
+          </w:tcPr>
+          <w:p>
+            <w:pPr>
+              <w:spacing w:after="0"/>
+            </w:pPr>
+            <w:r>
+              <w:rPr>
+                <w:rFonts w:ascii="Arial" w:hAnsi="Arial"/>
+                <w:b/>
+                <w:sz w:val="18"/>
+              </w:rPr>
+              <w:t>Monat / Fälligkeit</w:t>
+            </w:r>
+          </w:p>
+        </w:tc>
+        <w:tc>
+          <w:tcPr>
+            <w:tcW w:type="dxa" w:w="2200"/>
+            <w:vAlign w:val="center"/>
+            <w:shd w:fill="DCE6F1"/>
+            <w:tcMar>
+              <w:top w:w="90" w:type="dxa"/>
+              <w:start w:w="120" w:type="dxa"/>
+              <w:bottom w:w="90" w:type="dxa"/>
+              <w:end w:w="120" w:type="dxa"/>
+            </w:tcMar>
+          </w:tcPr>
+          <w:p>
+            <w:pPr>
+              <w:spacing w:after="0"/>
+            </w:pPr>
+            <w:r>
+              <w:rPr>
+                <w:rFonts w:ascii="Arial" w:hAnsi="Arial"/>
+                <w:b/>
+                <w:sz w:val="18"/>
+              </w:rPr>
+              <w:t>Betrag</w:t>
+            </w:r>
+          </w:p>
+        </w:tc>
+        <w:tc>
+          <w:tcPr>
+            <w:tcW w:type="dxa" w:w="2500"/>
+            <w:vAlign w:val="center"/>
+            <w:shd w:fill="DCE6F1"/>
+            <w:tcMar>
+              <w:top w:w="90" w:type="dxa"/>
+              <w:start w:w="120" w:type="dxa"/>
+              <w:bottom w:w="90" w:type="dxa"/>
+              <w:end w:w="120" w:type="dxa"/>
+            </w:tcMar>
+          </w:tcPr>
+          <w:p>
+            <w:pPr>
+              <w:spacing w:after="0"/>
+            </w:pPr>
+            <w:r>
+              <w:rPr>
+                <w:rFonts w:ascii="Arial" w:hAnsi="Arial"/>
+                <w:b/>
+                <w:sz w:val="18"/>
+              </w:rPr>
+              <w:t>Zahlungsstand</w:t>
+            </w:r>
+          </w:p>
+        </w:tc>
+      </w:tr>
+      <w:tr>
+        <w:tc>
+          <w:tcPr>
+            <w:tcW w:type="dxa" w:w="2700"/>
+            <w:vAlign w:val="center"/>
+            <w:tcMar>
+              <w:top w:w="90" w:type="dxa"/>
+              <w:start w:w="120" w:type="dxa"/>
+              <w:bottom w:w="90" w:type="dxa"/>
+              <w:end w:w="120" w:type="dxa"/>
+            </w:tcMar>
+          </w:tcPr>
+          <w:p>
+            <w:pPr>
+              <w:spacing w:after="0" w:line="259" w:lineRule="auto"/>
+            </w:pPr>
+            <w:r>
+              <w:rPr>
+                <w:rFonts w:ascii="Arial" w:hAnsi="Arial"/>
+                <w:sz w:val="17"/>
+              </w:rPr>
+              <w:t>Musikschule Nora</w:t>
+            </w:r>
+          </w:p>
+        </w:tc>
+        <w:tc>
+          <w:tcPr>
+            <w:tcW w:type="dxa" w:w="2200"/>
+            <w:vAlign w:val="center"/>
+            <w:tcMar>
+              <w:top w:w="90" w:type="dxa"/>
+              <w:start w:w="120" w:type="dxa"/>
+              <w:bottom w:w="90" w:type="dxa"/>
+              <w:end w:w="120" w:type="dxa"/>
+            </w:tcMar>
+          </w:tcPr>
+          <w:p>
+            <w:pPr>
+              <w:spacing w:after="0" w:line="259" w:lineRule="auto"/>
+            </w:pPr>
+            <w:r>
+              <w:rPr>
+                <w:rFonts w:ascii="Arial" w:hAnsi="Arial"/>
+                <w:sz w:val="17"/>
+              </w:rPr>
+              <w:t>monatlich</w:t>
+            </w:r>
+          </w:p>
+        </w:tc>
+        <w:tc>
+          <w:tcPr>
+            <w:tcW w:type="dxa" w:w="2200"/>
+            <w:vAlign w:val="center"/>
+            <w:tcMar>
+              <w:top w:w="90" w:type="dxa"/>
+              <w:start w:w="120" w:type="dxa"/>
+              <w:bottom w:w="90" w:type="dxa"/>
+              <w:end w:w="120" w:type="dxa"/>
+            </w:tcMar>
+          </w:tcPr>
+          <w:p>
+            <w:pPr>
+              <w:spacing w:after="0" w:line="259" w:lineRule="auto"/>
+            </w:pPr>
+            <w:r>
+              <w:rPr>
+                <w:rFonts w:ascii="Arial" w:hAnsi="Arial"/>
+                <w:sz w:val="17"/>
+              </w:rPr>
+              <w:t>86 EUR</w:t>
+            </w:r>
+          </w:p>
+        </w:tc>
+        <w:tc>
+          <w:tcPr>
+            <w:tcW w:type="dxa" w:w="2500"/>
+            <w:vAlign w:val="center"/>
+            <w:tcMar>
+              <w:top w:w="90" w:type="dxa"/>
+              <w:start w:w="120" w:type="dxa"/>
+              <w:bottom w:w="90" w:type="dxa"/>
+              <w:end w:w="120" w:type="dxa"/>
+            </w:tcMar>
+          </w:tcPr>
+          <w:p>
+            <w:pPr>
+              <w:spacing w:after="0" w:line="259" w:lineRule="auto"/>
+            </w:pPr>
+            <w:r>
+              <w:rPr>
+                <w:rFonts w:ascii="Arial" w:hAnsi="Arial"/>
+                <w:sz w:val="17"/>
+              </w:rPr>
+              <w:t>Malte zahlt</w:t>
+            </w:r>
+          </w:p>
+        </w:tc>
+      </w:tr>
+      <w:tr>
+        <w:tc>
+          <w:tcPr>
+            <w:tcW w:type="dxa" w:w="2700"/>
+            <w:vAlign w:val="center"/>
+            <w:shd w:fill="F2F4F7"/>
+            <w:tcMar>
+              <w:top w:w="90" w:type="dxa"/>
+              <w:start w:w="120" w:type="dxa"/>
+              <w:bottom w:w="90" w:type="dxa"/>
+              <w:end w:w="120" w:type="dxa"/>
+            </w:tcMar>
+          </w:tcPr>
+          <w:p>
+            <w:pPr>
+              <w:spacing w:after="0" w:line="259" w:lineRule="auto"/>
+            </w:pPr>
+            <w:r>
+              <w:rPr>
+                <w:rFonts w:ascii="Arial" w:hAnsi="Arial"/>
+                <w:sz w:val="17"/>
+              </w:rPr>
+              <w:t>Hort Jasper</w:t>
+            </w:r>
+          </w:p>
+        </w:tc>
+        <w:tc>
+          <w:tcPr>
+            <w:tcW w:type="dxa" w:w="2200"/>
+            <w:vAlign w:val="center"/>
+            <w:shd w:fill="F2F4F7"/>
+            <w:tcMar>
+              <w:top w:w="90" w:type="dxa"/>
+              <w:start w:w="120" w:type="dxa"/>
+              <w:bottom w:w="90" w:type="dxa"/>
+              <w:end w:w="120" w:type="dxa"/>
+            </w:tcMar>
+          </w:tcPr>
+          <w:p>
+            <w:pPr>
+              <w:spacing w:after="0" w:line="259" w:lineRule="auto"/>
+            </w:pPr>
+            <w:r>
+              <w:rPr>
+                <w:rFonts w:ascii="Arial" w:hAnsi="Arial"/>
+                <w:sz w:val="17"/>
+              </w:rPr>
+              <w:t>monatlich</w:t>
+            </w:r>
+          </w:p>
+        </w:tc>
+        <w:tc>
+          <w:tcPr>
+            <w:tcW w:type="dxa" w:w="2200"/>
+            <w:vAlign w:val="center"/>
+            <w:shd w:fill="F2F4F7"/>
+            <w:tcMar>
+              <w:top w:w="90" w:type="dxa"/>
+              <w:start w:w="120" w:type="dxa"/>
+              <w:bottom w:w="90" w:type="dxa"/>
+              <w:end w:w="120" w:type="dxa"/>
+            </w:tcMar>
+          </w:tcPr>
+          <w:p>
+            <w:pPr>
+              <w:spacing w:after="0" w:line="259" w:lineRule="auto"/>
+            </w:pPr>
+            <w:r>
+              <w:rPr>
+                <w:rFonts w:ascii="Arial" w:hAnsi="Arial"/>
+                <w:sz w:val="17"/>
+              </w:rPr>
+              <w:t>142 EUR</w:t>
+            </w:r>
+          </w:p>
+        </w:tc>
+        <w:tc>
+          <w:tcPr>
+            <w:tcW w:type="dxa" w:w="2500"/>
+            <w:vAlign w:val="center"/>
+            <w:shd w:fill="F2F4F7"/>
+            <w:tcMar>
+              <w:top w:w="90" w:type="dxa"/>
+              <w:start w:w="120" w:type="dxa"/>
+              <w:bottom w:w="90" w:type="dxa"/>
+              <w:end w:w="120" w:type="dxa"/>
+            </w:tcMar>
+          </w:tcPr>
+          <w:p>
+            <w:pPr>
+              <w:spacing w:after="0" w:line="259" w:lineRule="auto"/>
+            </w:pPr>
+            <w:r>
+              <w:rPr>
+                <w:rFonts w:ascii="Arial" w:hAnsi="Arial"/>
+                <w:sz w:val="17"/>
+              </w:rPr>
+              <w:t>Rieke zahlt</w:t>
+            </w:r>
+          </w:p>
+        </w:tc>
+      </w:tr>
+      <w:tr>
+        <w:tc>
+          <w:tcPr>
+            <w:tcW w:type="dxa" w:w="2700"/>
+            <w:vAlign w:val="center"/>
+            <w:tcMar>
+              <w:top w:w="90" w:type="dxa"/>
+              <w:start w:w="120" w:type="dxa"/>
+              <w:bottom w:w="90" w:type="dxa"/>
+              <w:end w:w="120" w:type="dxa"/>
+            </w:tcMar>
+          </w:tcPr>
+          <w:p>
+            <w:pPr>
+              <w:spacing w:after="0" w:line="259" w:lineRule="auto"/>
+            </w:pPr>
+            <w:r>
+              <w:rPr>
+                <w:rFonts w:ascii="Arial" w:hAnsi="Arial"/>
+                <w:sz w:val="17"/>
+              </w:rPr>
+              <w:t>Klassenfahrt Nora</w:t>
+            </w:r>
+          </w:p>
+        </w:tc>
+        <w:tc>
+          <w:tcPr>
+            <w:tcW w:type="dxa" w:w="2200"/>
+            <w:vAlign w:val="center"/>
+            <w:tcMar>
+              <w:top w:w="90" w:type="dxa"/>
+              <w:start w:w="120" w:type="dxa"/>
+              <w:bottom w:w="90" w:type="dxa"/>
+              <w:end w:w="120" w:type="dxa"/>
+            </w:tcMar>
+          </w:tcPr>
+          <w:p>
+            <w:pPr>
+              <w:spacing w:after="0" w:line="259" w:lineRule="auto"/>
+            </w:pPr>
+            <w:r>
+              <w:rPr>
+                <w:rFonts w:ascii="Arial" w:hAnsi="Arial"/>
+                <w:sz w:val="17"/>
+              </w:rPr>
+              <w:t>Mai 2026</w:t>
+            </w:r>
+          </w:p>
+        </w:tc>
+        <w:tc>
+          <w:tcPr>
+            <w:tcW w:type="dxa" w:w="2200"/>
+            <w:vAlign w:val="center"/>
+            <w:tcMar>
+              <w:top w:w="90" w:type="dxa"/>
+              <w:start w:w="120" w:type="dxa"/>
+              <w:bottom w:w="90" w:type="dxa"/>
+              <w:end w:w="120" w:type="dxa"/>
+            </w:tcMar>
+          </w:tcPr>
+          <w:p>
+            <w:pPr>
+              <w:spacing w:after="0" w:line="259" w:lineRule="auto"/>
+            </w:pPr>
+            <w:r>
+              <w:rPr>
+                <w:rFonts w:ascii="Arial" w:hAnsi="Arial"/>
+                <w:sz w:val="17"/>
+              </w:rPr>
+              <w:t>380 EUR</w:t>
+            </w:r>
+          </w:p>
+        </w:tc>
+        <w:tc>
+          <w:tcPr>
+            <w:tcW w:type="dxa" w:w="2500"/>
+            <w:vAlign w:val="center"/>
+            <w:tcMar>
+              <w:top w:w="90" w:type="dxa"/>
+              <w:start w:w="120" w:type="dxa"/>
+              <w:bottom w:w="90" w:type="dxa"/>
+              <w:end w:w="120" w:type="dxa"/>
+            </w:tcMar>
+          </w:tcPr>
+          <w:p>
+            <w:pPr>
+              <w:spacing w:after="0" w:line="259" w:lineRule="auto"/>
+            </w:pPr>
+            <w:r>
+              <w:rPr>
+                <w:rFonts w:ascii="Arial" w:hAnsi="Arial"/>
+                <w:sz w:val="17"/>
+              </w:rPr>
+              <w:t>je 190 EUR</w:t>
+            </w:r>
+          </w:p>
+        </w:tc>
+      </w:tr>
+      <w:tr>
+        <w:tc>
+          <w:tcPr>
+            <w:tcW w:type="dxa" w:w="2700"/>
+            <w:vAlign w:val="center"/>
+            <w:shd w:fill="F2F4F7"/>
+            <w:tcMar>
+              <w:top w:w="90" w:type="dxa"/>
+              <w:start w:w="120" w:type="dxa"/>
+              <w:bottom w:w="90" w:type="dxa"/>
+              <w:end w:w="120" w:type="dxa"/>
+            </w:tcMar>
+          </w:tcPr>
+          <w:p>
+            <w:pPr>
+              <w:spacing w:after="0" w:line="259" w:lineRule="auto"/>
+            </w:pPr>
+            <w:r>
+              <w:rPr>
+                <w:rFonts w:ascii="Arial" w:hAnsi="Arial"/>
+                <w:sz w:val="17"/>
+              </w:rPr>
+              <w:t>Kieferorthopädie</w:t>
+            </w:r>
+          </w:p>
+        </w:tc>
+        <w:tc>
+          <w:tcPr>
+            <w:tcW w:type="dxa" w:w="2200"/>
+            <w:vAlign w:val="center"/>
+            <w:shd w:fill="F2F4F7"/>
+            <w:tcMar>
+              <w:top w:w="90" w:type="dxa"/>
+              <w:start w:w="120" w:type="dxa"/>
+              <w:bottom w:w="90" w:type="dxa"/>
+              <w:end w:w="120" w:type="dxa"/>
+            </w:tcMar>
+          </w:tcPr>
+          <w:p>
+            <w:pPr>
+              <w:spacing w:after="0" w:line="259" w:lineRule="auto"/>
+            </w:pPr>
+            <w:r>
+              <w:rPr>
+                <w:rFonts w:ascii="Arial" w:hAnsi="Arial"/>
+                <w:sz w:val="17"/>
+              </w:rPr>
+              <w:t>ab September</w:t>
+            </w:r>
+          </w:p>
+        </w:tc>
+        <w:tc>
+          <w:tcPr>
+            <w:tcW w:type="dxa" w:w="2200"/>
+            <w:vAlign w:val="center"/>
+            <w:shd w:fill="F2F4F7"/>
+            <w:tcMar>
+              <w:top w:w="90" w:type="dxa"/>
+              <w:start w:w="120" w:type="dxa"/>
+              <w:bottom w:w="90" w:type="dxa"/>
+              <w:end w:w="120" w:type="dxa"/>
+            </w:tcMar>
+          </w:tcPr>
+          <w:p>
+            <w:pPr>
+              <w:spacing w:after="0" w:line="259" w:lineRule="auto"/>
+            </w:pPr>
+            <w:r>
+              <w:rPr>
+                <w:rFonts w:ascii="Arial" w:hAnsi="Arial"/>
+                <w:sz w:val="17"/>
+              </w:rPr>
+              <w:t>1.240 EUR Eigenanteil geplant</w:t>
+            </w:r>
+          </w:p>
+        </w:tc>
+        <w:tc>
+          <w:tcPr>
+            <w:tcW w:type="dxa" w:w="2500"/>
+            <w:vAlign w:val="center"/>
+            <w:shd w:fill="F2F4F7"/>
+            <w:tcMar>
+              <w:top w:w="90" w:type="dxa"/>
+              <w:start w:w="120" w:type="dxa"/>
+              <w:bottom w:w="90" w:type="dxa"/>
+              <w:end w:w="120" w:type="dxa"/>
+            </w:tcMar>
+          </w:tcPr>
+          <w:p>
+            <w:pPr>
+              <w:spacing w:after="0" w:line="259" w:lineRule="auto"/>
+            </w:pPr>
+            <w:r>
+              <w:rPr>
+                <w:rFonts w:ascii="Arial" w:hAnsi="Arial"/>
+                <w:sz w:val="17"/>
+              </w:rPr>
+              <w:t>Kassenerstattung offen</w:t>
+            </w:r>
+          </w:p>
+        </w:tc>
+      </w:tr>
+    </w:tbl>
+    <w:p>
+      <w:pPr>
+        <w:spacing w:after="0"/>
+      </w:pPr>
+    </w:p>
+    <w:p>
+      <w:pPr>
+        <w:pStyle w:val="Heading1"/>
+      </w:pPr>
+      <w:r>
+        <w:t>4. Hinweis</w:t>
+      </w:r>
+    </w:p>
+    <w:p>
+      <w:pPr>
+        <w:jc w:val="both"/>
+      </w:pPr>
+      <w:r>
+        <w:t>Für eine rechtliche Einkommensbereinigung sind Mehrjahreszeitraum, betriebliche Notwendigkeit, tatsächliche Steuerlast, Vorsorge, Darlehen und geldwerte Vorteile eigenständig zu beurteilen. Der vorläufige Gewinn darf nicht ungeprüft mit verfügbaren Mitteln gleichgesetzt werden.</w:t>
+      </w:r>
+    </w:p>
+    <w:p>
+      <w:pPr>
+        <w:jc w:val="both"/>
+      </w:pPr>
+      <w:r>
+        <w:t>Kai Hansen Steuerberater</w:t>
       </w:r>
     </w:p>
     <w:sectPr>
-      <w:pgSz w:w="12240" w:h="15840"/>
-      <w:pgMar w:top="1440" w:right="1800" w:bottom="1440" w:left="1800" w:header="720" w:footer="720" w:gutter="0"/>
+      <w:headerReference w:type="default" r:id="rId9"/>
+      <w:footerReference w:type="default" r:id="rId10"/>
+      <w:pgSz w:w="11906" w:h="16838"/>
+      <w:pgMar w:top="1020" w:right="1134" w:bottom="1020" w:left="1417" w:header="454" w:footer="454" w:gutter="0"/>
       <w:cols w:space="720"/>
       <w:docGrid w:linePitch="360"/>
     </w:sectPr>
   </w:body>
 </w:document>
+</file>
+
+<file path=word/footer1.xml><?xml version="1.0" encoding="utf-8"?>
+<w:ftr xmlns:m="http://schemas.openxmlformats.org/officeDocument/2006/math" xmlns:mc="http://schemas.openxmlformats.org/markup-compatibility/2006" xmlns:mo="http://schemas.microsoft.com/office/mac/office/2008/main" xmlns:mv="urn:schemas-microsoft-com:mac:vml" xmlns:o="urn:schemas-microsoft-com:office:office" xmlns:r="http://schemas.openxmlformats.org/officeDocument/2006/relationships" xmlns:v="urn:schemas-microsoft-com:vml" xmlns:w10="urn:schemas-microsoft-com:office:word" xmlns:w14="http://schemas.microsoft.com/office/word/2010/wordml" xmlns:w="http://schemas.openxmlformats.org/wordprocessingml/2006/main" xmlns:wne="http://schemas.microsoft.com/office/word/2006/wordml" xmlns:wp14="http://schemas.microsoft.com/office/word/2010/wordprocessingDrawing" xmlns:wp="http://schemas.openxmlformats.org/drawingml/2006/wordprocessingDrawing" xmlns:wpc="http://schemas.microsoft.com/office/word/2010/wordprocessingCanvas" xmlns:wpg="http://schemas.microsoft.com/office/word/2010/wordprocessingGroup" xmlns:wpi="http://schemas.microsoft.com/office/word/2010/wordprocessingInk" xmlns:wps="http://schemas.microsoft.com/office/word/2010/wordprocessingShape" mc:Ignorable="w14 wp14">
+  <w:p>
+    <w:pPr>
+      <w:pStyle w:val="Footer"/>
+      <w:spacing w:before="0"/>
+      <w:jc w:val="right"/>
+    </w:pPr>
+    <w:r>
+      <w:rPr>
+        <w:rFonts w:ascii="Arial" w:hAnsi="Arial"/>
+        <w:color w:val="586069"/>
+        <w:sz w:val="16"/>
+      </w:rPr>
+      <w:t xml:space="preserve">Seite </w:t>
+    </w:r>
+    <w:r>
+      <w:rPr>
+        <w:rFonts w:ascii="Arial" w:hAnsi="Arial"/>
+        <w:color w:val="586069"/>
+        <w:sz w:val="16"/>
+      </w:rPr>
+      <w:fldChar w:fldCharType="begin"/>
+      <w:instrText xml:space="preserve"> PAGE </w:instrText>
+      <w:fldChar w:fldCharType="end"/>
+    </w:r>
+  </w:p>
+</w:ftr>
+</file>
+
+<file path=word/header1.xml><?xml version="1.0" encoding="utf-8"?>
+<w:hdr xmlns:m="http://schemas.openxmlformats.org/officeDocument/2006/math" xmlns:mc="http://schemas.openxmlformats.org/markup-compatibility/2006" xmlns:mo="http://schemas.microsoft.com/office/mac/office/2008/main" xmlns:mv="urn:schemas-microsoft-com:mac:vml" xmlns:o="urn:schemas-microsoft-com:office:office" xmlns:r="http://schemas.openxmlformats.org/officeDocument/2006/relationships" xmlns:v="urn:schemas-microsoft-com:vml" xmlns:w10="urn:schemas-microsoft-com:office:word" xmlns:w14="http://schemas.microsoft.com/office/word/2010/wordml" xmlns:w="http://schemas.openxmlformats.org/wordprocessingml/2006/main" xmlns:wne="http://schemas.microsoft.com/office/word/2006/wordml" xmlns:wp14="http://schemas.microsoft.com/office/word/2010/wordprocessingDrawing" xmlns:wp="http://schemas.openxmlformats.org/drawingml/2006/wordprocessingDrawing" xmlns:wpc="http://schemas.microsoft.com/office/word/2010/wordprocessingCanvas" xmlns:wpg="http://schemas.microsoft.com/office/word/2010/wordprocessingGroup" xmlns:wpi="http://schemas.microsoft.com/office/word/2010/wordprocessingInk" xmlns:wps="http://schemas.microsoft.com/office/word/2010/wordprocessingShape" mc:Ignorable="w14 wp14">
+  <w:p>
+    <w:pPr>
+      <w:pStyle w:val="Header"/>
+      <w:spacing w:after="0"/>
+      <w:jc w:val="right"/>
+    </w:pPr>
+    <w:r>
+      <w:rPr>
+        <w:rFonts w:ascii="Arial" w:hAnsi="Arial"/>
+        <w:color w:val="586069"/>
+        <w:sz w:val="16"/>
+      </w:rPr>
+      <w:t>Steuerkanzlei Hansen &amp; Reimer  |  HR/PH-2026-44</w:t>
+    </w:r>
+  </w:p>
+</w:hdr>
 </file>
 
 <file path=word/numbering.xml><?xml version="1.0" encoding="utf-8"?>
@@ -414,9 +1618,13 @@
     <w:name w:val="Normal"/>
     <w:qFormat/>
     <w:rsid w:val="00FC693F"/>
+    <w:pPr>
+      <w:widowControl/>
+      <w:spacing w:before="0" w:after="120" w:line="276" w:lineRule="auto"/>
+    </w:pPr>
     <w:rPr>
-      <w:rFonts w:ascii="Times New Roman" w:hAnsi="Times New Roman"/>
-      <w:sz w:val="22"/>
+      <w:rFonts w:ascii="Arial" w:hAnsi="Arial"/>
+      <w:sz w:val="21"/>
     </w:rPr>
   </w:style>
   <w:style w:type="paragraph" w:styleId="Header">
@@ -474,15 +1682,15 @@
     <w:pPr>
       <w:keepNext/>
       <w:keepLines/>
-      <w:spacing w:before="480" w:after="0"/>
+      <w:spacing w:before="240" w:after="120"/>
       <w:outlineLvl w:val="0"/>
     </w:pPr>
     <w:rPr>
-      <w:rFonts w:asciiTheme="majorHAnsi" w:eastAsiaTheme="majorEastAsia" w:hAnsiTheme="majorHAnsi" w:cstheme="majorBidi" w:ascii="Times New Roman" w:hAnsi="Times New Roman"/>
+      <w:rFonts w:asciiTheme="majorHAnsi" w:eastAsiaTheme="majorEastAsia" w:hAnsiTheme="majorHAnsi" w:cstheme="majorBidi" w:ascii="Arial" w:hAnsi="Arial"/>
       <w:b/>
       <w:bCs/>
-      <w:color w:val="365F91" w:themeColor="accent1" w:themeShade="BF"/>
-      <w:sz w:val="26"/>
+      <w:color w:val="17365D"/>
+      <w:sz w:val="25"/>
       <w:szCs w:val="28"/>
     </w:rPr>
   </w:style>
@@ -498,15 +1706,15 @@
     <w:pPr>
       <w:keepNext/>
       <w:keepLines/>
-      <w:spacing w:before="200" w:after="0"/>
+      <w:spacing w:before="200" w:after="100"/>
       <w:outlineLvl w:val="1"/>
     </w:pPr>
     <w:rPr>
-      <w:rFonts w:asciiTheme="majorHAnsi" w:eastAsiaTheme="majorEastAsia" w:hAnsiTheme="majorHAnsi" w:cstheme="majorBidi" w:ascii="Times New Roman" w:hAnsi="Times New Roman"/>
+      <w:rFonts w:asciiTheme="majorHAnsi" w:eastAsiaTheme="majorEastAsia" w:hAnsiTheme="majorHAnsi" w:cstheme="majorBidi" w:ascii="Arial" w:hAnsi="Arial"/>
       <w:b/>
       <w:bCs/>
-      <w:color w:val="4F81BD" w:themeColor="accent1"/>
-      <w:sz w:val="24"/>
+      <w:color w:val="17365D"/>
+      <w:sz w:val="23"/>
       <w:szCs w:val="26"/>
     </w:rPr>
   </w:style>
@@ -522,15 +1730,15 @@
     <w:pPr>
       <w:keepNext/>
       <w:keepLines/>
-      <w:spacing w:before="200" w:after="0"/>
+      <w:spacing w:before="160" w:after="80"/>
       <w:outlineLvl w:val="2"/>
     </w:pPr>
     <w:rPr>
-      <w:rFonts w:asciiTheme="majorHAnsi" w:eastAsiaTheme="majorEastAsia" w:hAnsiTheme="majorHAnsi" w:cstheme="majorBidi" w:ascii="Times New Roman" w:hAnsi="Times New Roman"/>
+      <w:rFonts w:asciiTheme="majorHAnsi" w:eastAsiaTheme="majorEastAsia" w:hAnsiTheme="majorHAnsi" w:cstheme="majorBidi" w:ascii="Arial" w:hAnsi="Arial"/>
       <w:b/>
       <w:bCs/>
-      <w:color w:val="4F81BD" w:themeColor="accent1"/>
-      <w:sz w:val="24"/>
+      <w:color w:val="17365D"/>
+      <w:sz w:val="21"/>
     </w:rPr>
   </w:style>
   <w:style w:type="paragraph" w:styleId="Heading4">
@@ -764,15 +1972,16 @@
       <w:pBdr>
         <w:bottom w:val="single" w:sz="8" w:space="4" w:color="4F81BD" w:themeColor="accent1"/>
       </w:pBdr>
-      <w:spacing w:after="300" w:line="240" w:lineRule="auto"/>
+      <w:spacing w:after="200" w:line="240" w:lineRule="auto" w:before="160"/>
       <w:contextualSpacing/>
     </w:pPr>
     <w:rPr>
-      <w:rFonts w:asciiTheme="majorHAnsi" w:eastAsiaTheme="majorEastAsia" w:hAnsiTheme="majorHAnsi" w:cstheme="majorBidi"/>
-      <w:color w:val="17365D" w:themeColor="text2" w:themeShade="BF"/>
+      <w:rFonts w:asciiTheme="majorHAnsi" w:eastAsiaTheme="majorEastAsia" w:hAnsiTheme="majorHAnsi" w:cstheme="majorBidi" w:ascii="Arial" w:hAnsi="Arial"/>
+      <w:b/>
+      <w:color w:val="17365D"/>
       <w:spacing w:val="5"/>
       <w:kern w:val="28"/>
-      <w:sz w:val="52"/>
+      <w:sz w:val="30"/>
       <w:szCs w:val="52"/>
     </w:rPr>
   </w:style>
